--- a/in-class activity.docx
+++ b/in-class activity.docx
@@ -235,21 +235,7 @@
           <w:rPr>
             <w:rStyle w:val="ae"/>
           </w:rPr>
-          <w:t xml:space="preserve">Mashuyu916/Game-programming: This is </w:t>
-        </w:r>
-        <w:proofErr w:type="gramStart"/>
-        <w:r>
-          <w:rPr>
-            <w:rStyle w:val="ae"/>
-          </w:rPr>
-          <w:t>a</w:t>
-        </w:r>
-        <w:proofErr w:type="gramEnd"/>
-        <w:r>
-          <w:rPr>
-            <w:rStyle w:val="ae"/>
-          </w:rPr>
-          <w:t xml:space="preserve"> inventory for project</w:t>
+          <w:t>Mashuyu916/Game-programming: This is a inventory for project</w:t>
         </w:r>
       </w:hyperlink>
     </w:p>
@@ -315,6 +301,42 @@
     <w:p>
       <w:r>
         <w:t>Create a creative parkour level</w:t>
+      </w:r>
+    </w:p>
+    <w:p>
+      <w:pPr>
+        <w:rPr>
+          <w:b/>
+          <w:bCs/>
+        </w:rPr>
+      </w:pPr>
+      <w:r>
+        <w:rPr>
+          <w:rFonts w:hint="eastAsia"/>
+          <w:b/>
+          <w:bCs/>
+        </w:rPr>
+        <w:t>Peer Feedback</w:t>
+      </w:r>
+    </w:p>
+    <w:p>
+      <w:pPr>
+        <w:rPr>
+          <w:rFonts w:hint="eastAsia"/>
+        </w:rPr>
+      </w:pPr>
+      <w:r>
+        <w:t xml:space="preserve">You’ve clearly defined the game as a </w:t>
+      </w:r>
+      <w:r>
+        <w:rPr>
+          <w:i/>
+          <w:iCs/>
+        </w:rPr>
+        <w:t>parkour-style platformer</w:t>
+      </w:r>
+      <w:r>
+        <w:t xml:space="preserve"> with a strong focus on repeated attempts to progress through levels. This gives the project a clear direction from the start.</w:t>
       </w:r>
     </w:p>
     <w:p/>
